--- a/backend/OCR_Result/student.docx
+++ b/backend/OCR_Result/student.docx
@@ -1389,7 +1389,7 @@
           <w:rFonts w:ascii="Courier New" w:hAnsi="Courier New"/>
           <w:sz w:val="18"/>
         </w:rPr>
-        <w:t>- "Generator Loss" and "Discriminator Loss" are at the bottom, with feedback arrows curving upward.</w:t>
+        <w:t>- "Generator Loss" and "Discriminator Loss" are at the bottom, with feedback arrows pointing upward.</w:t>
       </w:r>
     </w:p>
     <w:p/>
@@ -1417,7 +1417,7 @@
           <w:rFonts w:ascii="Courier New" w:hAnsi="Courier New"/>
           <w:sz w:val="18"/>
         </w:rPr>
-        <w:t>- Labels are written clearly, though some handwriting is slightly messy.</w:t>
+        <w:t>- Labels are clearly written and positioned.</w:t>
       </w:r>
     </w:p>
     <w:p>
@@ -1426,7 +1426,7 @@
           <w:rFonts w:ascii="Courier New" w:hAnsi="Courier New"/>
           <w:sz w:val="18"/>
         </w:rPr>
-        <w:t>- The layout is logical and follows a standard GAN training flow.</w:t>
+        <w:t>- The layout is organized and follows a logical flow.</w:t>
       </w:r>
     </w:p>
     <w:p/>
